--- a/summary.docx
+++ b/summary.docx
@@ -51,24 +51,15 @@
         </w:rPr>
         <w:t>Superstore Sales Dataset | Week 3 &amp; 4 Internship Project</w:t>
       </w:r>
-    </w:p>
-    <w:p>
-      <w:pPr>
-        <w:pBdr>
-          <w:top w:val="nil"/>
-          <w:left w:val="nil"/>
-          <w:bottom w:val="nil"/>
-          <w:right w:val="nil"/>
-          <w:between w:val="nil"/>
-        </w:pBdr>
-        <w:spacing w:line="275" w:lineRule="auto"/>
+      <w:r>
         <w:rPr>
           <w:rFonts w:ascii="Times New Roman" w:eastAsia="Google Sans" w:hAnsi="Times New Roman" w:cs="Times New Roman"/>
           <w:b/>
           <w:bCs/>
           <w:color w:val="1F1F1F"/>
         </w:rPr>
-      </w:pPr>
+        <w:br/>
+      </w:r>
     </w:p>
     <w:p>
       <w:pPr>
@@ -1858,9 +1849,49 @@
         </w:rPr>
         <w:t xml:space="preserve"> projections are subject to error compounding over extended horizons. This forecast should serve as a statistical baseline for cross-referencing monthly performance, rather than an absolute operational blueprint.</w:t>
       </w:r>
+      <w:r>
+        <w:rPr>
+          <w:rFonts w:ascii="Times New Roman" w:eastAsia="Google Sans" w:hAnsi="Times New Roman" w:cs="Times New Roman"/>
+          <w:color w:val="1F1F1F"/>
+        </w:rPr>
+        <w:br/>
+      </w:r>
+      <w:r>
+        <w:rPr>
+          <w:rFonts w:ascii="Times New Roman" w:eastAsia="Google Sans" w:hAnsi="Times New Roman" w:cs="Times New Roman"/>
+          <w:color w:val="1F1F1F"/>
+        </w:rPr>
+        <w:br/>
+        <w:t xml:space="preserve">LINK: </w:t>
+      </w:r>
+      <w:hyperlink r:id="rId7" w:history="1">
+        <w:r>
+          <w:rPr>
+            <w:rStyle w:val="Hyperlink"/>
+            <w:rFonts w:ascii="Times New Roman" w:eastAsia="Google Sans" w:hAnsi="Times New Roman" w:cs="Times New Roman"/>
+          </w:rPr>
+          <w:t xml:space="preserve">Sales Forecasting Dashboard · </w:t>
+        </w:r>
+        <w:proofErr w:type="spellStart"/>
+        <w:r>
+          <w:rPr>
+            <w:rStyle w:val="Hyperlink"/>
+            <w:rFonts w:ascii="Times New Roman" w:eastAsia="Google Sans" w:hAnsi="Times New Roman" w:cs="Times New Roman"/>
+          </w:rPr>
+          <w:t>Str</w:t>
+        </w:r>
+        <w:r>
+          <w:rPr>
+            <w:rStyle w:val="Hyperlink"/>
+            <w:rFonts w:ascii="Times New Roman" w:eastAsia="Google Sans" w:hAnsi="Times New Roman" w:cs="Times New Roman"/>
+          </w:rPr>
+          <w:t>eamlit</w:t>
+        </w:r>
+        <w:proofErr w:type="spellEnd"/>
+      </w:hyperlink>
     </w:p>
     <w:sectPr>
-      <w:headerReference w:type="default" r:id="rId7"/>
+      <w:headerReference w:type="default" r:id="rId8"/>
       <w:pgSz w:w="12240" w:h="15840"/>
       <w:pgMar w:top="1440" w:right="1440" w:bottom="1440" w:left="1440" w:header="0" w:footer="720" w:gutter="0"/>
       <w:pgNumType w:start="1"/>
@@ -3178,7 +3209,6 @@
   <w:style w:type="character" w:default="1" w:styleId="DefaultParagraphFont">
     <w:name w:val="Default Paragraph Font"/>
     <w:uiPriority w:val="1"/>
-    <w:semiHidden/>
     <w:unhideWhenUsed/>
   </w:style>
   <w:style w:type="table" w:default="1" w:styleId="TableNormal">
@@ -3322,6 +3352,41 @@
     <w:link w:val="Footer"/>
     <w:uiPriority w:val="99"/>
     <w:rsid w:val="00C37A89"/>
+  </w:style>
+  <w:style w:type="character" w:styleId="Hyperlink">
+    <w:name w:val="Hyperlink"/>
+    <w:basedOn w:val="DefaultParagraphFont"/>
+    <w:uiPriority w:val="99"/>
+    <w:unhideWhenUsed/>
+    <w:rsid w:val="00631863"/>
+    <w:rPr>
+      <w:color w:val="0000FF" w:themeColor="hyperlink"/>
+      <w:u w:val="single"/>
+    </w:rPr>
+  </w:style>
+  <w:style w:type="character" w:styleId="UnresolvedMention">
+    <w:name w:val="Unresolved Mention"/>
+    <w:basedOn w:val="DefaultParagraphFont"/>
+    <w:uiPriority w:val="99"/>
+    <w:semiHidden/>
+    <w:unhideWhenUsed/>
+    <w:rsid w:val="00631863"/>
+    <w:rPr>
+      <w:color w:val="605E5C"/>
+      <w:shd w:val="clear" w:color="auto" w:fill="E1DFDD"/>
+    </w:rPr>
+  </w:style>
+  <w:style w:type="character" w:styleId="FollowedHyperlink">
+    <w:name w:val="FollowedHyperlink"/>
+    <w:basedOn w:val="DefaultParagraphFont"/>
+    <w:uiPriority w:val="99"/>
+    <w:semiHidden/>
+    <w:unhideWhenUsed/>
+    <w:rsid w:val="00631863"/>
+    <w:rPr>
+      <w:color w:val="800080" w:themeColor="followedHyperlink"/>
+      <w:u w:val="single"/>
+    </w:rPr>
   </w:style>
 </w:styles>
 </file>
